--- a/project/proposal/submission.docx
+++ b/project/proposal/submission.docx
@@ -652,7 +652,11 @@
         <w:t xml:space="preserve">Prof updated the instructor checkoff spreadsheet in the Project folder (this is important so that Prof. Brake can approve purchase orders)</w:t>
       </w:r>
     </w:p>
-    <w:sectPr/>
+    <w:sectPr>
+      <w:footnotePr>
+        <w:numRestart w:val="eachSect"/>
+      </w:footnotePr>
+    </w:sectPr>
   </w:body>
 </w:document>
 </file>
@@ -1044,8 +1048,6 @@
     </w:pPr>
     <w:rPr>
       <w:rFonts w:asciiTheme="majorHAnsi" w:cstheme="majorBidi" w:eastAsiaTheme="majorEastAsia" w:hAnsiTheme="majorHAnsi"/>
-      <w:spacing w:val="-10"/>
-      <w:kern w:val="28"/>
       <w:sz w:val="56"/>
       <w:szCs w:val="56"/>
     </w:rPr>
@@ -1058,8 +1060,6 @@
     <w:rsid w:val="00A10FD9"/>
     <w:rPr>
       <w:rFonts w:asciiTheme="majorHAnsi" w:cstheme="majorBidi" w:eastAsiaTheme="majorEastAsia" w:hAnsiTheme="majorHAnsi"/>
-      <w:spacing w:val="-10"/>
-      <w:kern w:val="28"/>
       <w:sz w:val="56"/>
       <w:szCs w:val="56"/>
     </w:rPr>
@@ -1100,23 +1100,31 @@
   </w:style>
   <w:style w:customStyle="1" w:styleId="Author" w:type="paragraph">
     <w:name w:val="Author"/>
+    <w:basedOn w:val="Title"/>
     <w:next w:val="BodyText"/>
     <w:qFormat/>
     <w:pPr>
       <w:keepNext/>
       <w:keepLines/>
-      <w:jc w:val="center"/>
-    </w:pPr>
+    </w:pPr>
+    <w:rPr>
+      <w:sz w:val="24"/>
+      <w:szCs w:val="24"/>
+    </w:rPr>
   </w:style>
   <w:style w:styleId="Date" w:type="paragraph">
     <w:name w:val="Date"/>
+    <w:basedOn w:val="Title"/>
     <w:next w:val="BodyText"/>
     <w:qFormat/>
     <w:pPr>
       <w:keepNext/>
       <w:keepLines/>
-      <w:jc w:val="center"/>
-    </w:pPr>
+    </w:pPr>
+    <w:rPr>
+      <w:sz w:val="24"/>
+      <w:szCs w:val="24"/>
+    </w:rPr>
   </w:style>
   <w:style w:customStyle="1" w:styleId="AbstractTitle" w:type="paragraph">
     <w:name w:val="Abstract Title"/>

--- a/project/proposal/submission.docx
+++ b/project/proposal/submission.docx
@@ -53,7 +53,7 @@
         </w:numPr>
       </w:pPr>
       <w:r>
-        <w:t xml:space="preserve">Has a justifiable scientific goal</w:t>
+        <w:t xml:space="preserve">Project has a justifiable scientific or engineering goal</w:t>
       </w:r>
     </w:p>
     <w:p>
@@ -65,7 +65,7 @@
         </w:numPr>
       </w:pPr>
       <w:r>
-        <w:t xml:space="preserve">The specified sensors will help achieve that scientific goal</w:t>
+        <w:t xml:space="preserve">Comments on social and/or environmental impact(s) of project</w:t>
       </w:r>
     </w:p>
     <w:p>
@@ -77,6 +77,18 @@
         </w:numPr>
       </w:pPr>
       <w:r>
+        <w:t xml:space="preserve">The specified sensors will help achieve project goal</w:t>
+      </w:r>
+    </w:p>
+    <w:p>
+      <w:pPr>
+        <w:pStyle w:val="Compact"/>
+        <w:numPr>
+          <w:ilvl w:val="0"/>
+          <w:numId w:val="1004"/>
+        </w:numPr>
+      </w:pPr>
+      <w:r>
         <w:t xml:space="preserve">Some sense of whether signals are big or small. Are the measurements feasible?</w:t>
       </w:r>
     </w:p>
@@ -85,7 +97,7 @@
         <w:pStyle w:val="Compact"/>
         <w:numPr>
           <w:ilvl w:val="0"/>
-          <w:numId w:val="1004"/>
+          <w:numId w:val="1005"/>
         </w:numPr>
       </w:pPr>
       <w:r>
@@ -97,7 +109,7 @@
         <w:pStyle w:val="Compact"/>
         <w:numPr>
           <w:ilvl w:val="0"/>
-          <w:numId w:val="1005"/>
+          <w:numId w:val="1006"/>
         </w:numPr>
       </w:pPr>
       <w:r>
@@ -109,7 +121,7 @@
         <w:pStyle w:val="Compact"/>
         <w:numPr>
           <w:ilvl w:val="0"/>
-          <w:numId w:val="1006"/>
+          <w:numId w:val="1007"/>
         </w:numPr>
       </w:pPr>
       <w:r>
@@ -121,7 +133,7 @@
         <w:pStyle w:val="Compact"/>
         <w:numPr>
           <w:ilvl w:val="0"/>
-          <w:numId w:val="1007"/>
+          <w:numId w:val="1008"/>
         </w:numPr>
       </w:pPr>
       <w:r>
@@ -133,7 +145,7 @@
         <w:pStyle w:val="Compact"/>
         <w:numPr>
           <w:ilvl w:val="0"/>
-          <w:numId w:val="1008"/>
+          <w:numId w:val="1009"/>
         </w:numPr>
       </w:pPr>
       <w:r>
@@ -153,7 +165,7 @@
         <w:pStyle w:val="Compact"/>
         <w:numPr>
           <w:ilvl w:val="0"/>
-          <w:numId w:val="1009"/>
+          <w:numId w:val="1010"/>
         </w:numPr>
       </w:pPr>
       <w:r>
@@ -165,7 +177,7 @@
         <w:pStyle w:val="Compact"/>
         <w:numPr>
           <w:ilvl w:val="0"/>
-          <w:numId w:val="1010"/>
+          <w:numId w:val="1011"/>
         </w:numPr>
       </w:pPr>
       <w:r>
@@ -177,7 +189,7 @@
         <w:pStyle w:val="Compact"/>
         <w:numPr>
           <w:ilvl w:val="0"/>
-          <w:numId w:val="1011"/>
+          <w:numId w:val="1012"/>
         </w:numPr>
       </w:pPr>
       <w:r>
@@ -189,7 +201,7 @@
         <w:pStyle w:val="Compact"/>
         <w:numPr>
           <w:ilvl w:val="0"/>
-          <w:numId w:val="1012"/>
+          <w:numId w:val="1013"/>
         </w:numPr>
       </w:pPr>
       <w:r>
@@ -201,7 +213,7 @@
         <w:pStyle w:val="Compact"/>
         <w:numPr>
           <w:ilvl w:val="0"/>
-          <w:numId w:val="1013"/>
+          <w:numId w:val="1014"/>
         </w:numPr>
       </w:pPr>
       <w:r>
@@ -213,7 +225,7 @@
         <w:pStyle w:val="Compact"/>
         <w:numPr>
           <w:ilvl w:val="0"/>
-          <w:numId w:val="1014"/>
+          <w:numId w:val="1015"/>
         </w:numPr>
       </w:pPr>
       <w:r>
@@ -225,7 +237,7 @@
         <w:pStyle w:val="Compact"/>
         <w:numPr>
           <w:ilvl w:val="0"/>
-          <w:numId w:val="1015"/>
+          <w:numId w:val="1016"/>
         </w:numPr>
       </w:pPr>
       <w:r>
@@ -237,7 +249,7 @@
         <w:pStyle w:val="Compact"/>
         <w:numPr>
           <w:ilvl w:val="0"/>
-          <w:numId w:val="1016"/>
+          <w:numId w:val="1017"/>
         </w:numPr>
       </w:pPr>
       <w:r>
@@ -249,7 +261,7 @@
         <w:pStyle w:val="Compact"/>
         <w:numPr>
           <w:ilvl w:val="0"/>
-          <w:numId w:val="1017"/>
+          <w:numId w:val="1018"/>
         </w:numPr>
       </w:pPr>
       <w:r>
@@ -269,7 +281,7 @@
         <w:pStyle w:val="Compact"/>
         <w:numPr>
           <w:ilvl w:val="0"/>
-          <w:numId w:val="1018"/>
+          <w:numId w:val="1019"/>
         </w:numPr>
       </w:pPr>
       <w:r>
@@ -281,7 +293,7 @@
         <w:pStyle w:val="Compact"/>
         <w:numPr>
           <w:ilvl w:val="0"/>
-          <w:numId w:val="1019"/>
+          <w:numId w:val="1020"/>
         </w:numPr>
       </w:pPr>
       <w:r>
@@ -293,7 +305,7 @@
         <w:pStyle w:val="Compact"/>
         <w:numPr>
           <w:ilvl w:val="0"/>
-          <w:numId w:val="1020"/>
+          <w:numId w:val="1021"/>
         </w:numPr>
       </w:pPr>
       <w:r>
@@ -305,7 +317,7 @@
         <w:pStyle w:val="Compact"/>
         <w:numPr>
           <w:ilvl w:val="0"/>
-          <w:numId w:val="1021"/>
+          <w:numId w:val="1022"/>
         </w:numPr>
       </w:pPr>
       <w:r>
@@ -317,7 +329,7 @@
         <w:pStyle w:val="Compact"/>
         <w:numPr>
           <w:ilvl w:val="0"/>
-          <w:numId w:val="1022"/>
+          <w:numId w:val="1023"/>
         </w:numPr>
       </w:pPr>
       <w:r>
@@ -329,7 +341,7 @@
         <w:pStyle w:val="Compact"/>
         <w:numPr>
           <w:ilvl w:val="0"/>
-          <w:numId w:val="1023"/>
+          <w:numId w:val="1024"/>
         </w:numPr>
       </w:pPr>
       <w:r>
@@ -341,7 +353,7 @@
         <w:pStyle w:val="Compact"/>
         <w:numPr>
           <w:ilvl w:val="0"/>
-          <w:numId w:val="1024"/>
+          <w:numId w:val="1025"/>
         </w:numPr>
       </w:pPr>
       <w:r>
@@ -353,7 +365,7 @@
         <w:pStyle w:val="Compact"/>
         <w:numPr>
           <w:ilvl w:val="0"/>
-          <w:numId w:val="1025"/>
+          <w:numId w:val="1026"/>
         </w:numPr>
       </w:pPr>
       <w:r>
@@ -365,7 +377,7 @@
         <w:pStyle w:val="Compact"/>
         <w:numPr>
           <w:ilvl w:val="0"/>
-          <w:numId w:val="1026"/>
+          <w:numId w:val="1027"/>
         </w:numPr>
       </w:pPr>
       <w:r>
@@ -377,7 +389,7 @@
         <w:pStyle w:val="Compact"/>
         <w:numPr>
           <w:ilvl w:val="0"/>
-          <w:numId w:val="1027"/>
+          <w:numId w:val="1028"/>
         </w:numPr>
       </w:pPr>
       <w:r>
@@ -389,7 +401,7 @@
         <w:pStyle w:val="Compact"/>
         <w:numPr>
           <w:ilvl w:val="0"/>
-          <w:numId w:val="1028"/>
+          <w:numId w:val="1029"/>
         </w:numPr>
       </w:pPr>
       <w:r>
@@ -401,7 +413,7 @@
         <w:pStyle w:val="Compact"/>
         <w:numPr>
           <w:ilvl w:val="0"/>
-          <w:numId w:val="1029"/>
+          <w:numId w:val="1030"/>
         </w:numPr>
       </w:pPr>
       <w:r>
@@ -413,7 +425,7 @@
         <w:pStyle w:val="Compact"/>
         <w:numPr>
           <w:ilvl w:val="0"/>
-          <w:numId w:val="1030"/>
+          <w:numId w:val="1031"/>
         </w:numPr>
       </w:pPr>
       <w:r>
@@ -433,7 +445,7 @@
         <w:pStyle w:val="Compact"/>
         <w:numPr>
           <w:ilvl w:val="0"/>
-          <w:numId w:val="1031"/>
+          <w:numId w:val="1032"/>
         </w:numPr>
       </w:pPr>
       <w:r>
@@ -445,7 +457,7 @@
         <w:pStyle w:val="Compact"/>
         <w:numPr>
           <w:ilvl w:val="0"/>
-          <w:numId w:val="1032"/>
+          <w:numId w:val="1033"/>
         </w:numPr>
       </w:pPr>
       <w:r>
@@ -457,7 +469,7 @@
         <w:pStyle w:val="Compact"/>
         <w:numPr>
           <w:ilvl w:val="0"/>
-          <w:numId w:val="1033"/>
+          <w:numId w:val="1034"/>
         </w:numPr>
       </w:pPr>
       <w:r>
@@ -469,7 +481,7 @@
         <w:pStyle w:val="Compact"/>
         <w:numPr>
           <w:ilvl w:val="0"/>
-          <w:numId w:val="1034"/>
+          <w:numId w:val="1035"/>
         </w:numPr>
       </w:pPr>
       <w:r>
@@ -481,7 +493,7 @@
         <w:pStyle w:val="Compact"/>
         <w:numPr>
           <w:ilvl w:val="0"/>
-          <w:numId w:val="1035"/>
+          <w:numId w:val="1036"/>
         </w:numPr>
       </w:pPr>
       <w:r>
@@ -493,7 +505,7 @@
         <w:pStyle w:val="Compact"/>
         <w:numPr>
           <w:ilvl w:val="0"/>
-          <w:numId w:val="1036"/>
+          <w:numId w:val="1037"/>
         </w:numPr>
       </w:pPr>
       <w:r>
@@ -505,7 +517,7 @@
         <w:pStyle w:val="Compact"/>
         <w:numPr>
           <w:ilvl w:val="0"/>
-          <w:numId w:val="1037"/>
+          <w:numId w:val="1038"/>
         </w:numPr>
       </w:pPr>
       <w:r>
@@ -517,7 +529,7 @@
         <w:pStyle w:val="Compact"/>
         <w:numPr>
           <w:ilvl w:val="0"/>
-          <w:numId w:val="1038"/>
+          <w:numId w:val="1039"/>
         </w:numPr>
       </w:pPr>
       <w:r>
@@ -529,7 +541,7 @@
         <w:pStyle w:val="Compact"/>
         <w:numPr>
           <w:ilvl w:val="0"/>
-          <w:numId w:val="1039"/>
+          <w:numId w:val="1040"/>
         </w:numPr>
       </w:pPr>
       <w:r>
@@ -541,7 +553,7 @@
         <w:pStyle w:val="Compact"/>
         <w:numPr>
           <w:ilvl w:val="0"/>
-          <w:numId w:val="1040"/>
+          <w:numId w:val="1041"/>
         </w:numPr>
       </w:pPr>
       <w:r>
@@ -553,7 +565,7 @@
         <w:pStyle w:val="Compact"/>
         <w:numPr>
           <w:ilvl w:val="0"/>
-          <w:numId w:val="1041"/>
+          <w:numId w:val="1042"/>
         </w:numPr>
       </w:pPr>
       <w:r>
@@ -565,7 +577,7 @@
         <w:pStyle w:val="Compact"/>
         <w:numPr>
           <w:ilvl w:val="0"/>
-          <w:numId w:val="1042"/>
+          <w:numId w:val="1043"/>
         </w:numPr>
       </w:pPr>
       <w:r>
@@ -577,7 +589,7 @@
         <w:pStyle w:val="Compact"/>
         <w:numPr>
           <w:ilvl w:val="0"/>
-          <w:numId w:val="1043"/>
+          <w:numId w:val="1044"/>
         </w:numPr>
       </w:pPr>
       <w:r>
@@ -589,7 +601,7 @@
         <w:pStyle w:val="Compact"/>
         <w:numPr>
           <w:ilvl w:val="0"/>
-          <w:numId w:val="1044"/>
+          <w:numId w:val="1045"/>
         </w:numPr>
       </w:pPr>
       <w:r>
@@ -609,7 +621,7 @@
         <w:pStyle w:val="Compact"/>
         <w:numPr>
           <w:ilvl w:val="0"/>
-          <w:numId w:val="1045"/>
+          <w:numId w:val="1046"/>
         </w:numPr>
       </w:pPr>
       <w:r>
@@ -621,7 +633,7 @@
         <w:pStyle w:val="Compact"/>
         <w:numPr>
           <w:ilvl w:val="0"/>
-          <w:numId w:val="1046"/>
+          <w:numId w:val="1047"/>
         </w:numPr>
       </w:pPr>
       <w:r>
@@ -633,7 +645,7 @@
         <w:pStyle w:val="Compact"/>
         <w:numPr>
           <w:ilvl w:val="0"/>
-          <w:numId w:val="1047"/>
+          <w:numId w:val="1048"/>
         </w:numPr>
       </w:pPr>
       <w:r>
@@ -645,7 +657,7 @@
         <w:pStyle w:val="Compact"/>
         <w:numPr>
           <w:ilvl w:val="0"/>
-          <w:numId w:val="1048"/>
+          <w:numId w:val="1049"/>
         </w:numPr>
       </w:pPr>
       <w:r>
@@ -983,6 +995,9 @@
     <w:abstractNumId w:val="992"/>
   </w:num>
   <w:num w:numId="1048">
+    <w:abstractNumId w:val="992"/>
+  </w:num>
+  <w:num w:numId="1049">
     <w:abstractNumId w:val="992"/>
   </w:num>
 </w:numbering>

--- a/project/proposal/submission.docx
+++ b/project/proposal/submission.docx
@@ -661,7 +661,7 @@
         </w:numPr>
       </w:pPr>
       <w:r>
-        <w:t xml:space="preserve">Prof updated the instructor checkoff spreadsheet in the Project folder (this is important so that Prof. Brake can approve purchase orders)</w:t>
+        <w:t xml:space="preserve">Prof updated the instructor checkoff spreadsheet in the Project folder (this is important for approving purchase orders)</w:t>
       </w:r>
     </w:p>
     <w:sectPr>

--- a/project/proposal/submission.docx
+++ b/project/proposal/submission.docx
@@ -297,7 +297,7 @@
         </w:numPr>
       </w:pPr>
       <w:r>
-        <w:t xml:space="preserve">Center of gravity calculated (especially if they have a winch)</w:t>
+        <w:t xml:space="preserve">Approximate center of mass calculated (especially if they have a winch)</w:t>
       </w:r>
     </w:p>
     <w:p>
@@ -309,7 +309,7 @@
         </w:numPr>
       </w:pPr>
       <w:r>
-        <w:t xml:space="preserve">Center of buoyancy calculated</w:t>
+        <w:t xml:space="preserve">Approximate center of buoyancy calculated</w:t>
       </w:r>
     </w:p>
     <w:p>

--- a/project/proposal/submission.docx
+++ b/project/proposal/submission.docx
@@ -1008,10 +1008,10 @@
   <w:docDefaults>
     <w:rPrDefault>
       <w:rPr>
-        <w:rFonts w:asciiTheme="minorHAnsi" w:cstheme="minorBidi" w:eastAsiaTheme="minorHAnsi" w:hAnsiTheme="minorHAnsi"/>
+        <w:rFonts w:asciiTheme="minorHAnsi" w:cstheme="minorBidi" w:eastAsiaTheme="minorEastAsia" w:hAnsiTheme="minorHAnsi"/>
         <w:sz w:val="24"/>
         <w:szCs w:val="24"/>
-        <w:lang w:bidi="ar-SA" w:eastAsia="en-US" w:val="en-US"/>
+        <w:lang w:bidi="ar-SA" w:eastAsia="zh-CN" w:val="en-US"/>
       </w:rPr>
     </w:rPrDefault>
     <w:pPrDefault>
@@ -1552,13 +1552,6 @@
       </w:tblCellMar>
     </w:tblPr>
     <w:tblStylePr w:type="firstRow">
-      <w:tblPr>
-        <w:jc w:val="left"/>
-        <w:tblInd w:type="dxa" w:w="0"/>
-      </w:tblPr>
-      <w:trPr>
-        <w:jc w:val="left"/>
-      </w:trPr>
       <w:tcPr>
         <w:tcBorders>
           <w:bottom w:val="single"/>
